--- a/sprint_reviews/sprint_review_07_fenir.docx
+++ b/sprint_reviews/sprint_review_07_fenir.docx
@@ -117,13 +117,13 @@
               <w:pStyle w:val="BodyText"/>
             </w:pPr>
             <w:r>
-              <w:t>31</w:t>
+              <w:t>14</w:t>
             </w:r>
             <w:r>
               <w:t>.0</w:t>
             </w:r>
             <w:r>
-              <w:t>3</w:t>
+              <w:t>4</w:t>
             </w:r>
             <w:r>
               <w:t>.26</w:t>
@@ -161,7 +161,7 @@
               <w:pStyle w:val="BodyText"/>
             </w:pPr>
             <w:r>
-              <w:t>13</w:t>
+              <w:t>27</w:t>
             </w:r>
             <w:r>
               <w:t>.0</w:t>
@@ -186,6 +186,17 @@
     </w:p>
     <w:p>
       <w:pPr>
+        <w:pStyle w:val="BodyText"/>
+      </w:pPr>
+      <w:r>
+        <w:t>Try</w:t>
+      </w:r>
+      <w:r>
+        <w:t xml:space="preserve"> to finalise most of the coding of the project, to be able to give a cohesive and usable application. Focus will be on a progress report for feedback to the user of the anomaly detection, visualization of current anomaly, optimalization for algorithm for time and memory usage. </w:t>
+      </w:r>
+    </w:p>
+    <w:p>
+      <w:pPr>
         <w:pStyle w:val="Hjelpetekst"/>
         <w:rPr>
           <w:i w:val="0"/>
@@ -203,6 +214,224 @@
     </w:p>
     <w:p>
       <w:pPr>
+        <w:pStyle w:val="BodyText"/>
+        <w:numPr>
+          <w:ilvl w:val="0"/>
+          <w:numId w:val="6"/>
+        </w:numPr>
+      </w:pPr>
+      <w:r>
+        <w:t>Progress report “handshake”</w:t>
+      </w:r>
+    </w:p>
+    <w:p>
+      <w:pPr>
+        <w:pStyle w:val="BodyText"/>
+        <w:numPr>
+          <w:ilvl w:val="0"/>
+          <w:numId w:val="6"/>
+        </w:numPr>
+      </w:pPr>
+      <w:r>
+        <w:t>Added and tested confidence level score for line artefact</w:t>
+      </w:r>
+    </w:p>
+    <w:p>
+      <w:pPr>
+        <w:pStyle w:val="BodyText"/>
+        <w:numPr>
+          <w:ilvl w:val="0"/>
+          <w:numId w:val="6"/>
+        </w:numPr>
+      </w:pPr>
+      <w:r>
+        <w:t>Added logging</w:t>
+      </w:r>
+    </w:p>
+    <w:p>
+      <w:pPr>
+        <w:pStyle w:val="BodyText"/>
+        <w:numPr>
+          <w:ilvl w:val="0"/>
+          <w:numId w:val="6"/>
+        </w:numPr>
+      </w:pPr>
+      <w:r>
+        <w:t>Implemented l10n and i18n for report generation</w:t>
+      </w:r>
+    </w:p>
+    <w:p>
+      <w:pPr>
+        <w:pStyle w:val="BodyText"/>
+        <w:numPr>
+          <w:ilvl w:val="0"/>
+          <w:numId w:val="6"/>
+        </w:numPr>
+      </w:pPr>
+      <w:r>
+        <w:t xml:space="preserve">Free view </w:t>
+      </w:r>
+      <w:r>
+        <w:t>remembers</w:t>
+      </w:r>
+      <w:r>
+        <w:t xml:space="preserve"> image positions </w:t>
+      </w:r>
+    </w:p>
+    <w:p>
+      <w:pPr>
+        <w:pStyle w:val="BodyText"/>
+        <w:numPr>
+          <w:ilvl w:val="0"/>
+          <w:numId w:val="6"/>
+        </w:numPr>
+      </w:pPr>
+      <w:r>
+        <w:t xml:space="preserve">Add </w:t>
+      </w:r>
+      <w:r>
+        <w:t>highlighted image</w:t>
+      </w:r>
+    </w:p>
+    <w:p>
+      <w:pPr>
+        <w:pStyle w:val="BodyText"/>
+        <w:numPr>
+          <w:ilvl w:val="0"/>
+          <w:numId w:val="6"/>
+        </w:numPr>
+      </w:pPr>
+      <w:r>
+        <w:t>Fixed bugs:</w:t>
+      </w:r>
+    </w:p>
+    <w:p>
+      <w:pPr>
+        <w:pStyle w:val="BodyText"/>
+        <w:numPr>
+          <w:ilvl w:val="1"/>
+          <w:numId w:val="6"/>
+        </w:numPr>
+      </w:pPr>
+      <w:r>
+        <w:t xml:space="preserve">Build </w:t>
+      </w:r>
+      <w:proofErr w:type="spellStart"/>
+      <w:r>
+        <w:t>smoketest</w:t>
+      </w:r>
+      <w:proofErr w:type="spellEnd"/>
+      <w:r>
+        <w:t xml:space="preserve"> failing due to new </w:t>
+      </w:r>
+      <w:proofErr w:type="spellStart"/>
+      <w:r>
+        <w:t>entrypoint</w:t>
+      </w:r>
+      <w:proofErr w:type="spellEnd"/>
+    </w:p>
+    <w:p>
+      <w:pPr>
+        <w:pStyle w:val="BodyText"/>
+        <w:numPr>
+          <w:ilvl w:val="1"/>
+          <w:numId w:val="6"/>
+        </w:numPr>
+      </w:pPr>
+      <w:r>
+        <w:t>Confirm anomaly – text for non-anomaly</w:t>
+      </w:r>
+    </w:p>
+    <w:p>
+      <w:pPr>
+        <w:pStyle w:val="BodyText"/>
+        <w:numPr>
+          <w:ilvl w:val="1"/>
+          <w:numId w:val="6"/>
+        </w:numPr>
+      </w:pPr>
+      <w:proofErr w:type="spellStart"/>
+      <w:r>
+        <w:t>s</w:t>
+      </w:r>
+      <w:r>
+        <w:t>ource_id</w:t>
+      </w:r>
+      <w:proofErr w:type="spellEnd"/>
+      <w:r>
+        <w:t xml:space="preserve"> is unique hash instead of filename</w:t>
+      </w:r>
+    </w:p>
+    <w:p>
+      <w:pPr>
+        <w:pStyle w:val="BodyText"/>
+        <w:numPr>
+          <w:ilvl w:val="0"/>
+          <w:numId w:val="6"/>
+        </w:numPr>
+      </w:pPr>
+      <w:r>
+        <w:t>Refactor:</w:t>
+      </w:r>
+    </w:p>
+    <w:p>
+      <w:pPr>
+        <w:pStyle w:val="BodyText"/>
+        <w:numPr>
+          <w:ilvl w:val="1"/>
+          <w:numId w:val="6"/>
+        </w:numPr>
+      </w:pPr>
+      <w:r>
+        <w:t>Line number check</w:t>
+      </w:r>
+    </w:p>
+    <w:p>
+      <w:pPr>
+        <w:pStyle w:val="BodyText"/>
+        <w:numPr>
+          <w:ilvl w:val="1"/>
+          <w:numId w:val="6"/>
+        </w:numPr>
+      </w:pPr>
+      <w:r>
+        <w:t xml:space="preserve">Fix </w:t>
+      </w:r>
+      <w:proofErr w:type="spellStart"/>
+      <w:r>
+        <w:t>enum</w:t>
+      </w:r>
+      <w:proofErr w:type="spellEnd"/>
+      <w:r>
+        <w:t xml:space="preserve"> type issues</w:t>
+      </w:r>
+    </w:p>
+    <w:p>
+      <w:pPr>
+        <w:pStyle w:val="BodyText"/>
+        <w:numPr>
+          <w:ilvl w:val="0"/>
+          <w:numId w:val="6"/>
+        </w:numPr>
+      </w:pPr>
+      <w:r>
+        <w:t>Thesis report:</w:t>
+      </w:r>
+    </w:p>
+    <w:p>
+      <w:pPr>
+        <w:pStyle w:val="BodyText"/>
+        <w:numPr>
+          <w:ilvl w:val="1"/>
+          <w:numId w:val="6"/>
+        </w:numPr>
+      </w:pPr>
+      <w:r>
+        <w:t>Method – Organisation and technical aspects</w:t>
+      </w:r>
+    </w:p>
+    <w:p>
+      <w:pPr>
         <w:pStyle w:val="Heading2"/>
       </w:pPr>
       <w:r>
@@ -211,6 +440,153 @@
     </w:p>
     <w:p>
       <w:pPr>
+        <w:pStyle w:val="BodyText"/>
+        <w:numPr>
+          <w:ilvl w:val="0"/>
+          <w:numId w:val="6"/>
+        </w:numPr>
+      </w:pPr>
+      <w:r>
+        <w:t>Graceful shutdown gRPC (tiler and anomaly)</w:t>
+      </w:r>
+    </w:p>
+    <w:p>
+      <w:pPr>
+        <w:pStyle w:val="BodyText"/>
+        <w:numPr>
+          <w:ilvl w:val="0"/>
+          <w:numId w:val="6"/>
+        </w:numPr>
+      </w:pPr>
+      <w:r>
+        <w:t>B</w:t>
+      </w:r>
+      <w:r>
+        <w:t xml:space="preserve">ug: fix env, fix </w:t>
+      </w:r>
+      <w:proofErr w:type="spellStart"/>
+      <w:r>
+        <w:t>pyinstaller</w:t>
+      </w:r>
+      <w:proofErr w:type="spellEnd"/>
+      <w:r>
+        <w:t>, fix build workflow</w:t>
+      </w:r>
+    </w:p>
+    <w:p>
+      <w:pPr>
+        <w:pStyle w:val="BodyText"/>
+        <w:numPr>
+          <w:ilvl w:val="0"/>
+          <w:numId w:val="6"/>
+        </w:numPr>
+      </w:pPr>
+      <w:r>
+        <w:t>R</w:t>
+      </w:r>
+      <w:r>
+        <w:t>efactor: Important elements to remove from UI</w:t>
+      </w:r>
+    </w:p>
+    <w:p>
+      <w:pPr>
+        <w:pStyle w:val="BodyText"/>
+        <w:numPr>
+          <w:ilvl w:val="0"/>
+          <w:numId w:val="6"/>
+        </w:numPr>
+      </w:pPr>
+      <w:r>
+        <w:lastRenderedPageBreak/>
+        <w:t>Report: Write in the chapters</w:t>
+      </w:r>
+    </w:p>
+    <w:p>
+      <w:pPr>
+        <w:pStyle w:val="BodyText"/>
+        <w:numPr>
+          <w:ilvl w:val="1"/>
+          <w:numId w:val="6"/>
+        </w:numPr>
+      </w:pPr>
+      <w:r>
+        <w:t>Result</w:t>
+      </w:r>
+    </w:p>
+    <w:p>
+      <w:pPr>
+        <w:pStyle w:val="BodyText"/>
+        <w:numPr>
+          <w:ilvl w:val="1"/>
+          <w:numId w:val="6"/>
+        </w:numPr>
+      </w:pPr>
+      <w:r>
+        <w:t>Discussion</w:t>
+      </w:r>
+    </w:p>
+    <w:p>
+      <w:pPr>
+        <w:pStyle w:val="BodyText"/>
+        <w:numPr>
+          <w:ilvl w:val="1"/>
+          <w:numId w:val="6"/>
+        </w:numPr>
+      </w:pPr>
+      <w:r>
+        <w:t xml:space="preserve">Summary </w:t>
+      </w:r>
+    </w:p>
+    <w:p>
+      <w:pPr>
+        <w:pStyle w:val="BodyText"/>
+        <w:numPr>
+          <w:ilvl w:val="1"/>
+          <w:numId w:val="6"/>
+        </w:numPr>
+      </w:pPr>
+      <w:r>
+        <w:t xml:space="preserve">Abstract </w:t>
+      </w:r>
+    </w:p>
+    <w:p>
+      <w:pPr>
+        <w:pStyle w:val="BodyText"/>
+        <w:numPr>
+          <w:ilvl w:val="1"/>
+          <w:numId w:val="6"/>
+        </w:numPr>
+      </w:pPr>
+      <w:r>
+        <w:t>Preface</w:t>
+      </w:r>
+    </w:p>
+    <w:p>
+      <w:pPr>
+        <w:pStyle w:val="BodyText"/>
+        <w:numPr>
+          <w:ilvl w:val="1"/>
+          <w:numId w:val="6"/>
+        </w:numPr>
+      </w:pPr>
+      <w:r>
+        <w:t>Social impact</w:t>
+      </w:r>
+    </w:p>
+    <w:p>
+      <w:pPr>
+        <w:pStyle w:val="BodyText"/>
+        <w:numPr>
+          <w:ilvl w:val="1"/>
+          <w:numId w:val="6"/>
+        </w:numPr>
+      </w:pPr>
+      <w:r>
+        <w:t>Conclusion</w:t>
+      </w:r>
+    </w:p>
+    <w:p>
+      <w:pPr>
         <w:pStyle w:val="Heading2"/>
       </w:pPr>
       <w:r>
@@ -222,6 +598,19 @@
     </w:p>
     <w:p>
       <w:pPr>
+        <w:pStyle w:val="BodyText"/>
+      </w:pPr>
+      <w:r>
+        <w:t xml:space="preserve">The stakeholders are pleased with the progress we have made so far. They have accepted that there will not be many more implementations of functionality, as the team needs to focus on writing the thesis report. </w:t>
+      </w:r>
+    </w:p>
+    <w:p>
+      <w:pPr>
+        <w:pStyle w:val="BodyText"/>
+      </w:pPr>
+    </w:p>
+    <w:p>
+      <w:pPr>
         <w:pStyle w:val="Heading2"/>
       </w:pPr>
       <w:r>
@@ -230,6 +619,19 @@
     </w:p>
     <w:p>
       <w:pPr>
+        <w:pStyle w:val="BodyText"/>
+      </w:pPr>
+      <w:r>
+        <w:t>Must prioritise working more on the thesis report and choose the most important features and bugfixes only the next sprint</w:t>
+      </w:r>
+    </w:p>
+    <w:p>
+      <w:pPr>
+        <w:pStyle w:val="BodyText"/>
+      </w:pPr>
+    </w:p>
+    <w:p>
+      <w:pPr>
         <w:pStyle w:val="Heading2"/>
       </w:pPr>
       <w:r>
@@ -237,25 +639,11 @@
       </w:r>
     </w:p>
     <w:p>
-      <w:pPr>
-        <w:pStyle w:val="Heading2"/>
-      </w:pPr>
-      <w:r>
-        <w:t>Sprint Goal</w:t>
-      </w:r>
-      <w:r>
-        <w:t>:</w:t>
-      </w:r>
-    </w:p>
-    <w:p>
-      <w:pPr>
-        <w:pStyle w:val="Heading2"/>
-      </w:pPr>
-      <w:r>
-        <w:t>Tasks from the Product Backlog</w:t>
-      </w:r>
-      <w:r>
-        <w:t>:</w:t>
+      <w:r>
+        <w:t xml:space="preserve">Have the primary focus be on working on the report. It should be 90% done by the next sprint, so that the Saleh/the supervisor has something to give feedback on. </w:t>
+      </w:r>
+      <w:r>
+        <w:br/>
       </w:r>
     </w:p>
     <w:p>
@@ -882,6 +1270,119 @@
       </w:rPr>
     </w:lvl>
   </w:abstractNum>
+  <w:abstractNum w:abstractNumId="5" w15:restartNumberingAfterBreak="0">
+    <w:nsid w:val="7F773B50"/>
+    <w:multiLevelType w:val="hybridMultilevel"/>
+    <w:tmpl w:val="31B41864"/>
+    <w:lvl w:ilvl="0" w:tplc="48FAF5E6">
+      <w:start w:val="13"/>
+      <w:numFmt w:val="bullet"/>
+      <w:lvlText w:val="-"/>
+      <w:lvlJc w:val="left"/>
+      <w:pPr>
+        <w:ind w:left="720" w:hanging="360"/>
+      </w:pPr>
+      <w:rPr>
+        <w:rFonts w:ascii="Aptos" w:eastAsiaTheme="minorHAnsi" w:hAnsi="Aptos" w:cstheme="minorBidi" w:hint="default"/>
+      </w:rPr>
+    </w:lvl>
+    <w:lvl w:ilvl="1" w:tplc="04140003">
+      <w:start w:val="1"/>
+      <w:numFmt w:val="bullet"/>
+      <w:lvlText w:val="o"/>
+      <w:lvlJc w:val="left"/>
+      <w:pPr>
+        <w:ind w:left="1440" w:hanging="360"/>
+      </w:pPr>
+      <w:rPr>
+        <w:rFonts w:ascii="Courier New" w:hAnsi="Courier New" w:cs="Courier New" w:hint="default"/>
+      </w:rPr>
+    </w:lvl>
+    <w:lvl w:ilvl="2" w:tplc="04140005" w:tentative="1">
+      <w:start w:val="1"/>
+      <w:numFmt w:val="bullet"/>
+      <w:lvlText w:val=""/>
+      <w:lvlJc w:val="left"/>
+      <w:pPr>
+        <w:ind w:left="2160" w:hanging="360"/>
+      </w:pPr>
+      <w:rPr>
+        <w:rFonts w:ascii="Wingdings" w:hAnsi="Wingdings" w:hint="default"/>
+      </w:rPr>
+    </w:lvl>
+    <w:lvl w:ilvl="3" w:tplc="04140001" w:tentative="1">
+      <w:start w:val="1"/>
+      <w:numFmt w:val="bullet"/>
+      <w:lvlText w:val=""/>
+      <w:lvlJc w:val="left"/>
+      <w:pPr>
+        <w:ind w:left="2880" w:hanging="360"/>
+      </w:pPr>
+      <w:rPr>
+        <w:rFonts w:ascii="Symbol" w:hAnsi="Symbol" w:hint="default"/>
+      </w:rPr>
+    </w:lvl>
+    <w:lvl w:ilvl="4" w:tplc="04140003" w:tentative="1">
+      <w:start w:val="1"/>
+      <w:numFmt w:val="bullet"/>
+      <w:lvlText w:val="o"/>
+      <w:lvlJc w:val="left"/>
+      <w:pPr>
+        <w:ind w:left="3600" w:hanging="360"/>
+      </w:pPr>
+      <w:rPr>
+        <w:rFonts w:ascii="Courier New" w:hAnsi="Courier New" w:cs="Courier New" w:hint="default"/>
+      </w:rPr>
+    </w:lvl>
+    <w:lvl w:ilvl="5" w:tplc="04140005" w:tentative="1">
+      <w:start w:val="1"/>
+      <w:numFmt w:val="bullet"/>
+      <w:lvlText w:val=""/>
+      <w:lvlJc w:val="left"/>
+      <w:pPr>
+        <w:ind w:left="4320" w:hanging="360"/>
+      </w:pPr>
+      <w:rPr>
+        <w:rFonts w:ascii="Wingdings" w:hAnsi="Wingdings" w:hint="default"/>
+      </w:rPr>
+    </w:lvl>
+    <w:lvl w:ilvl="6" w:tplc="04140001" w:tentative="1">
+      <w:start w:val="1"/>
+      <w:numFmt w:val="bullet"/>
+      <w:lvlText w:val=""/>
+      <w:lvlJc w:val="left"/>
+      <w:pPr>
+        <w:ind w:left="5040" w:hanging="360"/>
+      </w:pPr>
+      <w:rPr>
+        <w:rFonts w:ascii="Symbol" w:hAnsi="Symbol" w:hint="default"/>
+      </w:rPr>
+    </w:lvl>
+    <w:lvl w:ilvl="7" w:tplc="04140003" w:tentative="1">
+      <w:start w:val="1"/>
+      <w:numFmt w:val="bullet"/>
+      <w:lvlText w:val="o"/>
+      <w:lvlJc w:val="left"/>
+      <w:pPr>
+        <w:ind w:left="5760" w:hanging="360"/>
+      </w:pPr>
+      <w:rPr>
+        <w:rFonts w:ascii="Courier New" w:hAnsi="Courier New" w:cs="Courier New" w:hint="default"/>
+      </w:rPr>
+    </w:lvl>
+    <w:lvl w:ilvl="8" w:tplc="04140005" w:tentative="1">
+      <w:start w:val="1"/>
+      <w:numFmt w:val="bullet"/>
+      <w:lvlText w:val=""/>
+      <w:lvlJc w:val="left"/>
+      <w:pPr>
+        <w:ind w:left="6480" w:hanging="360"/>
+      </w:pPr>
+      <w:rPr>
+        <w:rFonts w:ascii="Wingdings" w:hAnsi="Wingdings" w:hint="default"/>
+      </w:rPr>
+    </w:lvl>
+  </w:abstractNum>
   <w:num w:numId="1" w16cid:durableId="349989067">
     <w:abstractNumId w:val="0"/>
   </w:num>
@@ -896,6 +1397,9 @@
   </w:num>
   <w:num w:numId="5" w16cid:durableId="1718816079">
     <w:abstractNumId w:val="3"/>
+  </w:num>
+  <w:num w:numId="6" w16cid:durableId="248733352">
+    <w:abstractNumId w:val="5"/>
   </w:num>
 </w:numbering>
 </file>
@@ -1500,7 +2004,6 @@
   <w:style w:type="character" w:default="1" w:styleId="DefaultParagraphFont">
     <w:name w:val="Default Paragraph Font"/>
     <w:uiPriority w:val="1"/>
-    <w:semiHidden/>
     <w:unhideWhenUsed/>
   </w:style>
   <w:style w:type="table" w:default="1" w:styleId="TableNormal">
